--- a/output/投研舆情晨报_2026-10-24.docx
+++ b/output/投研舆情晨报_2026-10-24.docx
@@ -19,7 +19,7 @@
           <w:color w:val="8A939E"/>
           <w:sz w:val="18"/>
         </w:rPr>
-        <w:t>覆盖 6 家媒体 · 入库 16,622 条 · 去重后 2,209 条 · 识别热点 59 个</w:t>
+        <w:t>覆盖 6 家媒体 · 入库 16,400 条 · 去重后 1,995 条 · 识别热点 59 个</w:t>
       </w:r>
     </w:p>
     <w:p>
@@ -188,7 +188,7 @@
           </w:tcPr>
           <w:p>
             <w:r>
-              <w:t>0.712</w:t>
+              <w:t>0.623</w:t>
             </w:r>
           </w:p>
         </w:tc>
@@ -208,7 +208,7 @@
           </w:tcPr>
           <w:p>
             <w:r>
-              <w:t>金融市场</w:t>
+              <w:t>综合</w:t>
             </w:r>
           </w:p>
         </w:tc>
@@ -218,7 +218,7 @@
           </w:tcPr>
           <w:p>
             <w:r>
-              <w:t>港股午评：恒指跌2.87%失守23000点 科指跌4.64%</w:t>
+              <w:t>“房子震得嘎嘎叫” ，西藏巴青发生7.0级地震，亲历者：睡梦</w:t>
             </w:r>
           </w:p>
         </w:tc>
@@ -250,7 +250,7 @@
           </w:tcPr>
           <w:p>
             <w:r>
-              <w:t>0.700</w:t>
+              <w:t>0.570</w:t>
             </w:r>
           </w:p>
         </w:tc>
@@ -280,7 +280,7 @@
           </w:tcPr>
           <w:p>
             <w:r>
-              <w:t>近5万亿ETF市场迎来“主动时刻”！10月23日（周五），千</w:t>
+              <w:t>【胡塞武装称袭击沙特国防部】据CCTV国际时讯，也门胡塞武装</w:t>
             </w:r>
           </w:p>
         </w:tc>
@@ -290,7 +290,7 @@
           </w:tcPr>
           <w:p>
             <w:r>
-              <w:t>8/4</w:t>
+              <w:t>5/3</w:t>
             </w:r>
           </w:p>
         </w:tc>
@@ -312,7 +312,7 @@
           </w:tcPr>
           <w:p>
             <w:r>
-              <w:t>0.663</w:t>
+              <w:t>0.552</w:t>
             </w:r>
           </w:p>
         </w:tc>
@@ -342,7 +342,7 @@
           </w:tcPr>
           <w:p>
             <w:r>
-              <w:t>现货黄金日内跌幅达2.0%，报4058.05美元/盎司。 现</w:t>
+              <w:t>布伦特原油突破115美元/桶，日内涨1.6％；WTI原油日内</w:t>
             </w:r>
           </w:p>
         </w:tc>
@@ -352,7 +352,7 @@
           </w:tcPr>
           <w:p>
             <w:r>
-              <w:t>9/3</w:t>
+              <w:t>6/3</w:t>
             </w:r>
           </w:p>
         </w:tc>
@@ -374,7 +374,7 @@
           </w:tcPr>
           <w:p>
             <w:r>
-              <w:t>0.622</w:t>
+              <w:t>0.551</w:t>
             </w:r>
           </w:p>
         </w:tc>
@@ -385,254 +385,6 @@
           <w:p>
             <w:r>
               <w:t>爆点</w:t>
-            </w:r>
-          </w:p>
-        </w:tc>
-        <w:tc>
-          <w:tcPr>
-            <w:tcW w:type="dxa" w:w="1440"/>
-          </w:tcPr>
-          <w:p>
-            <w:r>
-              <w:t>国际市场</w:t>
-            </w:r>
-          </w:p>
-        </w:tc>
-        <w:tc>
-          <w:tcPr>
-            <w:tcW w:type="dxa" w:w="1440"/>
-          </w:tcPr>
-          <w:p>
-            <w:r>
-              <w:t>突发！沙特国防部和原油设施遇袭！刚刚，黄金、白银、纳指暴跌，</w:t>
-            </w:r>
-          </w:p>
-        </w:tc>
-        <w:tc>
-          <w:tcPr>
-            <w:tcW w:type="dxa" w:w="1440"/>
-          </w:tcPr>
-          <w:p>
-            <w:r>
-              <w:t>9/3</w:t>
-            </w:r>
-          </w:p>
-        </w:tc>
-      </w:tr>
-      <w:tr>
-        <w:tc>
-          <w:tcPr>
-            <w:tcW w:type="dxa" w:w="1440"/>
-          </w:tcPr>
-          <w:p>
-            <w:r>
-              <w:t>6</w:t>
-            </w:r>
-          </w:p>
-        </w:tc>
-        <w:tc>
-          <w:tcPr>
-            <w:tcW w:type="dxa" w:w="1440"/>
-          </w:tcPr>
-          <w:p>
-            <w:r>
-              <w:t>0.611</w:t>
-            </w:r>
-          </w:p>
-        </w:tc>
-        <w:tc>
-          <w:tcPr>
-            <w:tcW w:type="dxa" w:w="1440"/>
-          </w:tcPr>
-          <w:p>
-            <w:r>
-              <w:t>高热</w:t>
-            </w:r>
-          </w:p>
-        </w:tc>
-        <w:tc>
-          <w:tcPr>
-            <w:tcW w:type="dxa" w:w="1440"/>
-          </w:tcPr>
-          <w:p>
-            <w:r>
-              <w:t>宏观政策</w:t>
-            </w:r>
-          </w:p>
-        </w:tc>
-        <w:tc>
-          <w:tcPr>
-            <w:tcW w:type="dxa" w:w="1440"/>
-          </w:tcPr>
-          <w:p>
-            <w:r>
-              <w:t>欧洲股市本周跌超1%：法国财政危机冲击债市，AI融资担忧与油</w:t>
-            </w:r>
-          </w:p>
-        </w:tc>
-        <w:tc>
-          <w:tcPr>
-            <w:tcW w:type="dxa" w:w="1440"/>
-          </w:tcPr>
-          <w:p>
-            <w:r>
-              <w:t>8/3</w:t>
-            </w:r>
-          </w:p>
-        </w:tc>
-      </w:tr>
-      <w:tr>
-        <w:tc>
-          <w:tcPr>
-            <w:tcW w:type="dxa" w:w="1440"/>
-          </w:tcPr>
-          <w:p>
-            <w:r>
-              <w:t>7</w:t>
-            </w:r>
-          </w:p>
-        </w:tc>
-        <w:tc>
-          <w:tcPr>
-            <w:tcW w:type="dxa" w:w="1440"/>
-          </w:tcPr>
-          <w:p>
-            <w:r>
-              <w:t>0.560</w:t>
-            </w:r>
-          </w:p>
-        </w:tc>
-        <w:tc>
-          <w:tcPr>
-            <w:tcW w:type="dxa" w:w="1440"/>
-          </w:tcPr>
-          <w:p>
-            <w:r>
-              <w:t>高热</w:t>
-            </w:r>
-          </w:p>
-        </w:tc>
-        <w:tc>
-          <w:tcPr>
-            <w:tcW w:type="dxa" w:w="1440"/>
-          </w:tcPr>
-          <w:p>
-            <w:r>
-              <w:t>综合</w:t>
-            </w:r>
-          </w:p>
-        </w:tc>
-        <w:tc>
-          <w:tcPr>
-            <w:tcW w:type="dxa" w:w="1440"/>
-          </w:tcPr>
-          <w:p>
-            <w:r>
-              <w:t>“房子震得嘎嘎叫” ，西藏巴青发生7.0级地震，亲历者：睡梦</w:t>
-            </w:r>
-          </w:p>
-        </w:tc>
-        <w:tc>
-          <w:tcPr>
-            <w:tcW w:type="dxa" w:w="1440"/>
-          </w:tcPr>
-          <w:p>
-            <w:r>
-              <w:t>11/2</w:t>
-            </w:r>
-          </w:p>
-        </w:tc>
-      </w:tr>
-      <w:tr>
-        <w:tc>
-          <w:tcPr>
-            <w:tcW w:type="dxa" w:w="1440"/>
-          </w:tcPr>
-          <w:p>
-            <w:r>
-              <w:t>8</w:t>
-            </w:r>
-          </w:p>
-        </w:tc>
-        <w:tc>
-          <w:tcPr>
-            <w:tcW w:type="dxa" w:w="1440"/>
-          </w:tcPr>
-          <w:p>
-            <w:r>
-              <w:t>0.551</w:t>
-            </w:r>
-          </w:p>
-        </w:tc>
-        <w:tc>
-          <w:tcPr>
-            <w:tcW w:type="dxa" w:w="1440"/>
-          </w:tcPr>
-          <w:p>
-            <w:r>
-              <w:t>高热</w:t>
-            </w:r>
-          </w:p>
-        </w:tc>
-        <w:tc>
-          <w:tcPr>
-            <w:tcW w:type="dxa" w:w="1440"/>
-          </w:tcPr>
-          <w:p>
-            <w:r>
-              <w:t>半导体</w:t>
-            </w:r>
-          </w:p>
-        </w:tc>
-        <w:tc>
-          <w:tcPr>
-            <w:tcW w:type="dxa" w:w="1440"/>
-          </w:tcPr>
-          <w:p>
-            <w:r>
-              <w:t>【长电科技：前三季度归母净利润16.17亿元，同比增长69.</w:t>
-            </w:r>
-          </w:p>
-        </w:tc>
-        <w:tc>
-          <w:tcPr>
-            <w:tcW w:type="dxa" w:w="1440"/>
-          </w:tcPr>
-          <w:p>
-            <w:r>
-              <w:t>4/3</w:t>
-            </w:r>
-          </w:p>
-        </w:tc>
-      </w:tr>
-      <w:tr>
-        <w:tc>
-          <w:tcPr>
-            <w:tcW w:type="dxa" w:w="1440"/>
-          </w:tcPr>
-          <w:p>
-            <w:r>
-              <w:t>9</w:t>
-            </w:r>
-          </w:p>
-        </w:tc>
-        <w:tc>
-          <w:tcPr>
-            <w:tcW w:type="dxa" w:w="1440"/>
-          </w:tcPr>
-          <w:p>
-            <w:r>
-              <w:t>0.551</w:t>
-            </w:r>
-          </w:p>
-        </w:tc>
-        <w:tc>
-          <w:tcPr>
-            <w:tcW w:type="dxa" w:w="1440"/>
-          </w:tcPr>
-          <w:p>
-            <w:r>
-              <w:t>高热</w:t>
             </w:r>
           </w:p>
         </w:tc>
@@ -674,7 +426,7 @@
           </w:tcPr>
           <w:p>
             <w:r>
-              <w:t>10</w:t>
+              <w:t>6</w:t>
             </w:r>
           </w:p>
         </w:tc>
@@ -684,7 +436,7 @@
           </w:tcPr>
           <w:p>
             <w:r>
-              <w:t>0.537</w:t>
+              <w:t>0.551</w:t>
             </w:r>
           </w:p>
         </w:tc>
@@ -704,7 +456,7 @@
           </w:tcPr>
           <w:p>
             <w:r>
-              <w:t>宏观政策</w:t>
+              <w:t>综合</w:t>
             </w:r>
           </w:p>
         </w:tc>
@@ -714,7 +466,7 @@
           </w:tcPr>
           <w:p>
             <w:r>
-              <w:t>辽宁前三季度地区生产总值25107.8亿元 同比增长2.4%</w:t>
+              <w:t>中国商务部：消费“主引擎”作用持续巩固，超大规模市场优势日益</w:t>
             </w:r>
           </w:p>
         </w:tc>
@@ -724,7 +476,255 @@
           </w:tcPr>
           <w:p>
             <w:r>
-              <w:t>5/3</w:t>
+              <w:t>4/3</w:t>
+            </w:r>
+          </w:p>
+        </w:tc>
+      </w:tr>
+      <w:tr>
+        <w:tc>
+          <w:tcPr>
+            <w:tcW w:type="dxa" w:w="1440"/>
+          </w:tcPr>
+          <w:p>
+            <w:r>
+              <w:t>7</w:t>
+            </w:r>
+          </w:p>
+        </w:tc>
+        <w:tc>
+          <w:tcPr>
+            <w:tcW w:type="dxa" w:w="1440"/>
+          </w:tcPr>
+          <w:p>
+            <w:r>
+              <w:t>0.546</w:t>
+            </w:r>
+          </w:p>
+        </w:tc>
+        <w:tc>
+          <w:tcPr>
+            <w:tcW w:type="dxa" w:w="1440"/>
+          </w:tcPr>
+          <w:p>
+            <w:r>
+              <w:t>高热</w:t>
+            </w:r>
+          </w:p>
+        </w:tc>
+        <w:tc>
+          <w:tcPr>
+            <w:tcW w:type="dxa" w:w="1440"/>
+          </w:tcPr>
+          <w:p>
+            <w:r>
+              <w:t>综合</w:t>
+            </w:r>
+          </w:p>
+        </w:tc>
+        <w:tc>
+          <w:tcPr>
+            <w:tcW w:type="dxa" w:w="1440"/>
+          </w:tcPr>
+          <w:p>
+            <w:r>
+              <w:t>特朗普一通电话要求马斯克解除对乌星链限速，乌军通信随后部分恢</w:t>
+            </w:r>
+          </w:p>
+        </w:tc>
+        <w:tc>
+          <w:tcPr>
+            <w:tcW w:type="dxa" w:w="1440"/>
+          </w:tcPr>
+          <w:p>
+            <w:r>
+              <w:t>5/2</w:t>
+            </w:r>
+          </w:p>
+        </w:tc>
+      </w:tr>
+      <w:tr>
+        <w:tc>
+          <w:tcPr>
+            <w:tcW w:type="dxa" w:w="1440"/>
+          </w:tcPr>
+          <w:p>
+            <w:r>
+              <w:t>8</w:t>
+            </w:r>
+          </w:p>
+        </w:tc>
+        <w:tc>
+          <w:tcPr>
+            <w:tcW w:type="dxa" w:w="1440"/>
+          </w:tcPr>
+          <w:p>
+            <w:r>
+              <w:t>0.523</w:t>
+            </w:r>
+          </w:p>
+        </w:tc>
+        <w:tc>
+          <w:tcPr>
+            <w:tcW w:type="dxa" w:w="1440"/>
+          </w:tcPr>
+          <w:p>
+            <w:r>
+              <w:t>高热</w:t>
+            </w:r>
+          </w:p>
+        </w:tc>
+        <w:tc>
+          <w:tcPr>
+            <w:tcW w:type="dxa" w:w="1440"/>
+          </w:tcPr>
+          <w:p>
+            <w:r>
+              <w:t>国际市场</w:t>
+            </w:r>
+          </w:p>
+        </w:tc>
+        <w:tc>
+          <w:tcPr>
+            <w:tcW w:type="dxa" w:w="1440"/>
+          </w:tcPr>
+          <w:p>
+            <w:r>
+              <w:t>现货黄金日内跌幅达2.0%，报4058.05美元/盎司。 现</w:t>
+            </w:r>
+          </w:p>
+        </w:tc>
+        <w:tc>
+          <w:tcPr>
+            <w:tcW w:type="dxa" w:w="1440"/>
+          </w:tcPr>
+          <w:p>
+            <w:r>
+              <w:t>5/2</w:t>
+            </w:r>
+          </w:p>
+        </w:tc>
+      </w:tr>
+      <w:tr>
+        <w:tc>
+          <w:tcPr>
+            <w:tcW w:type="dxa" w:w="1440"/>
+          </w:tcPr>
+          <w:p>
+            <w:r>
+              <w:t>9</w:t>
+            </w:r>
+          </w:p>
+        </w:tc>
+        <w:tc>
+          <w:tcPr>
+            <w:tcW w:type="dxa" w:w="1440"/>
+          </w:tcPr>
+          <w:p>
+            <w:r>
+              <w:t>0.514</w:t>
+            </w:r>
+          </w:p>
+        </w:tc>
+        <w:tc>
+          <w:tcPr>
+            <w:tcW w:type="dxa" w:w="1440"/>
+          </w:tcPr>
+          <w:p>
+            <w:r>
+              <w:t>高热</w:t>
+            </w:r>
+          </w:p>
+        </w:tc>
+        <w:tc>
+          <w:tcPr>
+            <w:tcW w:type="dxa" w:w="1440"/>
+          </w:tcPr>
+          <w:p>
+            <w:r>
+              <w:t>综合</w:t>
+            </w:r>
+          </w:p>
+        </w:tc>
+        <w:tc>
+          <w:tcPr>
+            <w:tcW w:type="dxa" w:w="1440"/>
+          </w:tcPr>
+          <w:p>
+            <w:r>
+              <w:t>近5万亿ETF市场迎来“主动时刻”！10月23日（周五），千</w:t>
+            </w:r>
+          </w:p>
+        </w:tc>
+        <w:tc>
+          <w:tcPr>
+            <w:tcW w:type="dxa" w:w="1440"/>
+          </w:tcPr>
+          <w:p>
+            <w:r>
+              <w:t>4/3</w:t>
+            </w:r>
+          </w:p>
+        </w:tc>
+      </w:tr>
+      <w:tr>
+        <w:tc>
+          <w:tcPr>
+            <w:tcW w:type="dxa" w:w="1440"/>
+          </w:tcPr>
+          <w:p>
+            <w:r>
+              <w:t>10</w:t>
+            </w:r>
+          </w:p>
+        </w:tc>
+        <w:tc>
+          <w:tcPr>
+            <w:tcW w:type="dxa" w:w="1440"/>
+          </w:tcPr>
+          <w:p>
+            <w:r>
+              <w:t>0.514</w:t>
+            </w:r>
+          </w:p>
+        </w:tc>
+        <w:tc>
+          <w:tcPr>
+            <w:tcW w:type="dxa" w:w="1440"/>
+          </w:tcPr>
+          <w:p>
+            <w:r>
+              <w:t>高热</w:t>
+            </w:r>
+          </w:p>
+        </w:tc>
+        <w:tc>
+          <w:tcPr>
+            <w:tcW w:type="dxa" w:w="1440"/>
+          </w:tcPr>
+          <w:p>
+            <w:r>
+              <w:t>金融市场</w:t>
+            </w:r>
+          </w:p>
+        </w:tc>
+        <w:tc>
+          <w:tcPr>
+            <w:tcW w:type="dxa" w:w="1440"/>
+          </w:tcPr>
+          <w:p>
+            <w:r>
+              <w:t>上证指数开盘报3623.57点，跌0.94%。 深证成指开盘</w:t>
+            </w:r>
+          </w:p>
+        </w:tc>
+        <w:tc>
+          <w:tcPr>
+            <w:tcW w:type="dxa" w:w="1440"/>
+          </w:tcPr>
+          <w:p>
+            <w:r>
+              <w:t>4/3</w:t>
             </w:r>
           </w:p>
         </w:tc>
@@ -820,7 +820,7 @@
         <w:pStyle w:val="Heading2"/>
       </w:pPr>
       <w:r>
-        <w:t>港股午评：恒指跌2.87%失守23000点 科指跌4.64% 科网股低迷 光通信板块下挫</w:t>
+        <w:t>“房子震得嘎嘎叫” ，西藏巴青发生7.0级地震，亲历者：睡梦中惊醒，跑出来不敢回家</w:t>
       </w:r>
     </w:p>
     <w:p>
@@ -829,7 +829,7 @@
           <w:color w:val="8A939E"/>
           <w:sz w:val="18"/>
         </w:rPr>
-        <w:t>热度 0.712（爆点）· 13 篇 / 3 家媒体 · 金融市场</w:t>
+        <w:t>热度 0.623（爆点）· 13 篇 / 3 家媒体 · 综合</w:t>
       </w:r>
     </w:p>
     <w:p>
@@ -841,7 +841,7 @@
         <w:t>事件概述：</w:t>
       </w:r>
       <w:r>
-        <w:t>「港股午评：恒指跌2.87%失守23000点 科指跌4.64% 科网股低迷 光通信板块下挫 联想跌」由 13 篇报道聚合而成，覆盖 3 家媒体，热度 0.712（爆点），所属板块类目：金融市场。</w:t>
+        <w:t>「“房子震得嘎嘎叫” ，西藏巴青发生7.0级地震，亲历者：睡梦中惊醒，跑出来不敢回家」由 13 篇报道聚合而成，覆盖 3 家媒体，热度 0.623（爆点），所属板块类目：综合。</w:t>
       </w:r>
     </w:p>
     <w:p>
@@ -853,7 +853,7 @@
         <w:t>关键信息：</w:t>
       </w:r>
       <w:r>
-        <w:t>港股午评：恒指跌2.87%失守23000点 科指跌4.64% 科网股低迷 光通信；港股收评：恒指跌3.03% 科指大跌5.03% 科网股普跌 锂电池股下挫 宁德时；港股午评：恒指涨0.58% 科指涨0.86% 汽车股走强 锂电池股回暖</w:t>
+        <w:t>“房子震得嘎嘎叫” ，西藏巴青发生7.0级地震，亲历者：睡梦中惊醒，跑出来不敢回；西藏巴青7.0级地震已造成16人遇难、76人受伤；西藏那曲市巴青县发生7.0级地震，震源深度10千米</w:t>
       </w:r>
     </w:p>
     <w:p>
@@ -886,7 +886,7 @@
           <w:color w:val="8A939E"/>
           <w:sz w:val="17"/>
         </w:rPr>
-        <w:t>引用：[1]港股午评：恒指跌2.87%失守23000点 科指跌4 / [2]港股收评：恒指跌3.03% 科指大跌5.03% 科网 / [3]港股午评：恒指涨0.58% 科指涨0.86% 汽车股 / [4]港股收评：恒指涨0.69% 科指涨2.05% 科网股</w:t>
+        <w:t>引用：[1]“房子震得嘎嘎叫” ，西藏巴青发生7.0级地震，亲历 / [2]西藏巴青7.0级地震已造成16人遇难、76人受伤 / [3]西藏那曲市巴青县发生7.0级地震，震源深度10千米 / [4]过去24小时 西藏巴青地震余震增加391次 最大震级</w:t>
       </w:r>
     </w:p>
     <w:p>
@@ -894,7 +894,7 @@
         <w:pStyle w:val="Heading2"/>
       </w:pPr>
       <w:r>
-        <w:t>近5万亿ETF市场迎来“主动时刻”！10月23日（周五），千亿ETF大厂全新力作火热开售</w:t>
+        <w:t>【胡塞武装称袭击沙特国防部】据CCTV国际时讯，也门胡塞武装发言人叶海亚·萨雷亚</w:t>
       </w:r>
     </w:p>
     <w:p>
@@ -903,7 +903,7 @@
           <w:color w:val="8A939E"/>
           <w:sz w:val="18"/>
         </w:rPr>
-        <w:t>热度 0.700（爆点）· 8 篇 / 4 家媒体 · 综合</w:t>
+        <w:t>热度 0.570（爆点）· 5 篇 / 3 家媒体 · 综合</w:t>
       </w:r>
     </w:p>
     <w:p>
@@ -915,7 +915,7 @@
         <w:t>事件概述：</w:t>
       </w:r>
       <w:r>
-        <w:t>「近5万亿ETF市场迎来“主动时刻”！10月23日（周五），千亿ETF大厂全新力作火热开售」由 8 篇报道聚合而成，覆盖 4 家媒体，热度 0.7（爆点），所属板块类目：综合。</w:t>
+        <w:t>「【胡塞武装称袭击沙特国防部】据CCTV国际时讯，也门胡塞武装发言人叶海亚·萨雷亚」由 5 篇报道聚合而成，覆盖 3 家媒体，热度 0.57（爆点），所属板块类目：综合。</w:t>
       </w:r>
     </w:p>
     <w:p>
@@ -927,7 +927,7 @@
         <w:t>关键信息：</w:t>
       </w:r>
       <w:r>
-        <w:t>近5万亿ETF市场迎来“主动时刻”！10月23日（周五），千亿ETF大厂全新力作；首批主动ETF明日开售！易方达华夏富国汇添富等5家公司宣布自购13亿；财经早报丨360亿元增量资金将涌入A股 AI龙头股未出现网传连锁强平现象丨202</w:t>
+        <w:t>胡塞武装称袭击沙特国防部；【胡塞武装称袭击沙特国防部】据CCTV国际时讯，也门胡塞武装发言人叶海亚·萨雷亚；胡塞武装称过去24小时沙特袭击也门124次</w:t>
       </w:r>
     </w:p>
     <w:p>
@@ -960,7 +960,7 @@
           <w:color w:val="8A939E"/>
           <w:sz w:val="17"/>
         </w:rPr>
-        <w:t>引用：[1]近5万亿ETF市场迎来“主动时刻”！10月23日（周 / [2]首批主动ETF明日开售！易方达华夏富国汇添富等5家公 / [3]财经早报丨360亿元增量资金将涌入A股 AI龙头股未 / [4]首批主动ETF今日开卖 一波自购先行 和投资者“站在</w:t>
+        <w:t>引用：[1]胡塞武装称袭击沙特国防部 / [2]【胡塞武装称袭击沙特国防部】据CCTV国际时讯，也门 / [3]胡塞武装称过去24小时沙特袭击也门124次 / [4]胡塞武装声称袭击沙特阿美位于延布的设施。</w:t>
       </w:r>
     </w:p>
     <w:p>
@@ -968,7 +968,7 @@
         <w:pStyle w:val="Heading2"/>
       </w:pPr>
       <w:r>
-        <w:t>现货黄金日内跌幅达2.0%，报4058.05美元/盎司。 现货白银跌近4%，报5</w:t>
+        <w:t>布伦特原油突破115美元/桶，日内涨1.6％；WTI原油日内涨幅达2.0%，报1</w:t>
       </w:r>
     </w:p>
     <w:p>
@@ -977,7 +977,7 @@
           <w:color w:val="8A939E"/>
           <w:sz w:val="18"/>
         </w:rPr>
-        <w:t>热度 0.663（爆点）· 9 篇 / 3 家媒体 · 国际市场</w:t>
+        <w:t>热度 0.552（爆点）· 6 篇 / 3 家媒体 · 国际市场</w:t>
       </w:r>
     </w:p>
     <w:p>
@@ -989,7 +989,7 @@
         <w:t>事件概述：</w:t>
       </w:r>
       <w:r>
-        <w:t>「现货黄金日内跌幅达2.0%，报4058.05美元/盎司。 现货白银跌近4%，报5」由 9 篇报道聚合而成，覆盖 3 家媒体，热度 0.663（爆点），所属板块类目：国际市场。</w:t>
+        <w:t>「布伦特原油突破115美元/桶，日内涨1.6％；WTI原油日内涨幅达2.0%，报1」由 6 篇报道聚合而成，覆盖 3 家媒体，热度 0.552（爆点），所属板块类目：国际市场。</w:t>
       </w:r>
     </w:p>
     <w:p>
@@ -1001,81 +1001,7 @@
         <w:t>关键信息：</w:t>
       </w:r>
       <w:r>
-        <w:t>现货黄金日内跌幅达2.0%，报4058.05美元/盎司。 现货白银跌近4%，报5；现货黄金短线走低 日内跌1.95%；快讯：现货黄金跌破4000美元/盎司关口，为7月以来首次</w:t>
-      </w:r>
-    </w:p>
-    <w:p>
-      <w:r>
-        <w:rPr>
-          <w:b/>
-          <w:color w:val="16324F"/>
-        </w:rPr>
-        <w:t>市场影响：</w:t>
-      </w:r>
-      <w:r>
-        <w:t>关联板块代码：BK0732、BK1617。（LLM 不可用，未生成研判，以上为检索与统计事实）</w:t>
-      </w:r>
-    </w:p>
-    <w:p>
-      <w:r>
-        <w:rPr>
-          <w:b/>
-          <w:color w:val="16324F"/>
-        </w:rPr>
-        <w:t>关注要点：</w:t>
-      </w:r>
-      <w:r>
-        <w:t>建议人工复核该事件的后续进展与板块联动。</w:t>
-      </w:r>
-    </w:p>
-    <w:p>
-      <w:r>
-        <w:rPr>
-          <w:color w:val="8A939E"/>
-          <w:sz w:val="17"/>
-        </w:rPr>
-        <w:t>引用：[1]现货黄金日内跌幅达2.0%，报4058.05美元/盎 / [2]现货黄金短线走低 日内跌1.95% / [3]快讯：现货黄金跌破4000美元/盎司关口，为7月以来 / [4]国际金价周五跌0.7%失守4000美元关口，纽约白银</w:t>
-      </w:r>
-    </w:p>
-    <w:p>
-      <w:pPr>
-        <w:pStyle w:val="Heading2"/>
-      </w:pPr>
-      <w:r>
-        <w:t>突发！沙特国防部和原油设施遇袭！刚刚，黄金、白银、纳指暴跌，油价大涨！恐慌情绪蔓延！普京</w:t>
-      </w:r>
-    </w:p>
-    <w:p>
-      <w:r>
-        <w:rPr>
-          <w:color w:val="8A939E"/>
-          <w:sz w:val="18"/>
-        </w:rPr>
-        <w:t>热度 0.622（爆点）· 9 篇 / 3 家媒体 · 国际市场</w:t>
-      </w:r>
-    </w:p>
-    <w:p>
-      <w:r>
-        <w:rPr>
-          <w:b/>
-          <w:color w:val="16324F"/>
-        </w:rPr>
-        <w:t>事件概述：</w:t>
-      </w:r>
-      <w:r>
-        <w:t>「突发！沙特国防部和原油设施遇袭！刚刚，黄金、白银、纳指暴跌，油价大涨！恐慌情绪蔓延！普京重磅发声」由 9 篇报道聚合而成，覆盖 3 家媒体，热度 0.622（爆点），所属板块类目：国际市场。</w:t>
-      </w:r>
-    </w:p>
-    <w:p>
-      <w:r>
-        <w:rPr>
-          <w:b/>
-          <w:color w:val="16324F"/>
-        </w:rPr>
-        <w:t>关键信息：</w:t>
-      </w:r>
-      <w:r>
-        <w:t>突发！沙特国防部和原油设施遇袭！刚刚，黄金、白银、纳指暴跌，油价大涨！恐慌情绪蔓；一觉醒来，道指、黄金大跌，原油又“爆了”！；周四美股盘前你需要了解的全球要闻</w:t>
+        <w:t>布伦特原油突破115美元/桶，日内涨1.6％；WTI原油日内涨幅达2.0%，报1；快讯：WTI原油突破100美元/桶；布伦特原油期价创5个月来新高</w:t>
       </w:r>
     </w:p>
     <w:p>
@@ -1108,7 +1034,81 @@
           <w:color w:val="8A939E"/>
           <w:sz w:val="17"/>
         </w:rPr>
-        <w:t>引用：[1]突发！沙特国防部和原油设施遇袭！刚刚，黄金、白银、纳 / [2]一觉醒来，道指、黄金大跌，原油又“爆了”！ / [3]周四美股盘前你需要了解的全球要闻 / [4]原油：油价上涨 沙特遭袭加剧中东供应担忧</w:t>
+        <w:t>引用：[1]布伦特原油突破115美元/桶，日内涨1.6％；WTI / [2]快讯：WTI原油突破100美元/桶 / [3]布伦特原油期价创5个月来新高 / [4]原油：中东供应风险推动布伦特原油逼近117美元 创6</w:t>
+      </w:r>
+    </w:p>
+    <w:p>
+      <w:pPr>
+        <w:pStyle w:val="Heading2"/>
+      </w:pPr>
+      <w:r>
+        <w:t>10月24日隔夜要闻：美股三大指数收跌 油价大涨 金价下跌 特朗普称可能对伊发动一次小规</w:t>
+      </w:r>
+    </w:p>
+    <w:p>
+      <w:r>
+        <w:rPr>
+          <w:color w:val="8A939E"/>
+          <w:sz w:val="18"/>
+        </w:rPr>
+        <w:t>热度 0.551（爆点）· 10 篇 / 2 家媒体 · 国际市场</w:t>
+      </w:r>
+    </w:p>
+    <w:p>
+      <w:r>
+        <w:rPr>
+          <w:b/>
+          <w:color w:val="16324F"/>
+        </w:rPr>
+        <w:t>事件概述：</w:t>
+      </w:r>
+      <w:r>
+        <w:t>「10月24日隔夜要闻：美股三大指数收跌 油价大涨 金价下跌 特朗普称可能对伊发动一次小规模“史诗」由 10 篇报道聚合而成，覆盖 2 家媒体，热度 0.551（爆点），所属板块类目：国际市场。</w:t>
+      </w:r>
+    </w:p>
+    <w:p>
+      <w:r>
+        <w:rPr>
+          <w:b/>
+          <w:color w:val="16324F"/>
+        </w:rPr>
+        <w:t>关键信息：</w:t>
+      </w:r>
+      <w:r>
+        <w:t>10月24日隔夜要闻：美股三大指数收跌 油价大涨 金价下跌 特朗普称可能对伊发动；10月23日隔夜要闻：美股三大指数涨跌不一 中概股普跌 油价上涨 铜价金价走低 ；10月23日收盘：美股三大指数涨跌不一 纳指创6月以来最大跌幅 国际油价大涨</w:t>
+      </w:r>
+    </w:p>
+    <w:p>
+      <w:r>
+        <w:rPr>
+          <w:b/>
+          <w:color w:val="16324F"/>
+        </w:rPr>
+        <w:t>市场影响：</w:t>
+      </w:r>
+      <w:r>
+        <w:t>关联板块代码：本簇未携带板块标签。（LLM 不可用，未生成研判，以上为检索与统计事实）</w:t>
+      </w:r>
+    </w:p>
+    <w:p>
+      <w:r>
+        <w:rPr>
+          <w:b/>
+          <w:color w:val="16324F"/>
+        </w:rPr>
+        <w:t>关注要点：</w:t>
+      </w:r>
+      <w:r>
+        <w:t>建议人工复核该事件的后续进展与板块联动。</w:t>
+      </w:r>
+    </w:p>
+    <w:p>
+      <w:r>
+        <w:rPr>
+          <w:color w:val="8A939E"/>
+          <w:sz w:val="17"/>
+        </w:rPr>
+        <w:t>引用：[1]10月24日隔夜要闻：美股三大指数收跌 油价大涨 金 / [2]10月23日隔夜要闻：美股三大指数涨跌不一 中概股普 / [3]10月23日收盘：美股三大指数涨跌不一 纳指创6月以 / [4]市场一夜不平静：金价跌破4000美元，油价大涨</w:t>
       </w:r>
     </w:p>
     <w:p>
@@ -1127,7 +1127,7 @@
         <w:pStyle w:val="ListBullet"/>
       </w:pPr>
       <w:r>
-        <w:t>采集：6 家媒体公开接口，累计入库 16,622 条</w:t>
+        <w:t>采集：6 家媒体公开接口，累计入库 16,400 条</w:t>
       </w:r>
     </w:p>
     <w:p>
@@ -1135,7 +1135,7 @@
         <w:pStyle w:val="ListBullet"/>
       </w:pPr>
       <w:r>
-        <w:t>三层去重：2,449 → 2,209 条（精确105/SimHash18/语义117）</w:t>
+        <w:t>三层去重：2,263 → 1,995 条（精确129/SimHash15/语义124）</w:t>
       </w:r>
     </w:p>
     <w:p>
